--- a/courts/eighth-circuit/north-dakota/state/supreme-court/motion-brief/usage/OUTPUT-motion-brief.docx
+++ b/courts/eighth-circuit/north-dakota/state/supreme-court/motion-brief/usage/OUTPUT-motion-brief.docx
@@ -2624,6 +2624,7 @@
     <w:unhideWhenUsed/>
     <w:qFormat/>
     <w:pPr>
+      <w:keepLines/>
       <w:spacing w:before="0" w:after="140" w:line="552" w:lineRule="exact"/>
     </w:pPr>
     <w:rPr>
@@ -2874,6 +2875,33 @@
     <w:pPr>
       <w:spacing w:before="0" w:after="0" w:line="276" w:lineRule="exact"/>
       <w:ind w:left="2160" w:hanging="720"/>
+    </w:pPr>
+  </w:style>
+  <w:style w:type="paragraph" w:customStyle="1" w:styleId="XdQuoteList1">
+    <w:name w:val="Xd Quote List 1"/>
+    <w:basedOn w:val="Normal"/>
+    <w:qFormat/>
+    <w:pPr>
+      <w:spacing w:before="0" w:after="0" w:line="276" w:lineRule="exact"/>
+      <w:ind w:left="1440" w:right="720" w:hanging="720"/>
+    </w:pPr>
+  </w:style>
+  <w:style w:type="paragraph" w:customStyle="1" w:styleId="XdQuoteList2">
+    <w:name w:val="Xd Quote List 2"/>
+    <w:basedOn w:val="Normal"/>
+    <w:qFormat/>
+    <w:pPr>
+      <w:spacing w:before="0" w:after="0" w:line="276" w:lineRule="exact"/>
+      <w:ind w:left="2160" w:right="720" w:hanging="720"/>
+    </w:pPr>
+  </w:style>
+  <w:style w:type="paragraph" w:customStyle="1" w:styleId="XdQuoteList3">
+    <w:name w:val="Xd Quote List 3"/>
+    <w:basedOn w:val="Normal"/>
+    <w:qFormat/>
+    <w:pPr>
+      <w:spacing w:before="0" w:after="0" w:line="276" w:lineRule="exact"/>
+      <w:ind w:left="2880" w:right="720" w:hanging="720"/>
     </w:pPr>
   </w:style>
   <w:style w:type="paragraph" w:customStyle="1" w:styleId="SourceCode">

--- a/courts/eighth-circuit/north-dakota/state/supreme-court/motion-brief/usage/OUTPUT-motion-brief.docx
+++ b/courts/eighth-circuit/north-dakota/state/supreme-court/motion-brief/usage/OUTPUT-motion-brief.docx
@@ -288,11 +288,7 @@
                 <w:b/>
                 <w:bCs/>
               </w:rPr>
-              <w:t xml:space="preserve">08</w:t>
-              <w:noBreakHyphen/>
-              <w:t xml:space="preserve">2025-CV</w:t>
-              <w:noBreakHyphen/>
-              <w:t xml:space="preserve">02068</w:t>
+              <w:t xml:space="preserve">08-⁠2025-CV-⁠02068</w:t>
             </w:r>
           </w:p>
           <w:p>
@@ -1286,19 +1282,7 @@
         <w:pStyle w:val="BodyText"/>
       </w:pPr>
       <w:r>
-        <w:t xml:space="preserve">[¶5] Appellants do not agree to reliable-electronic-means argument in this case. The Appellants include five townships, numerous landowners, and other affected parties challenging orders of the Public Service Commission concerning a proposed 345 kV transmission line. The appeal presents public-law issues concerning the relationship between N.D.C.C. ch. 49</w:t>
-      </w:r>
-      <w:r>
-        <w:noBreakHyphen/>
-      </w:r>
-      <w:r>
-        <w:t xml:space="preserve">03 and N.D.C.C. ch. 49</w:t>
-      </w:r>
-      <w:r>
-        <w:noBreakHyphen/>
-      </w:r>
-      <w:r>
-        <w:t xml:space="preserve">22, the authority of the Commission, and the treatment of local governmental and landowner interests in a major transmission-line proceeding.</w:t>
+        <w:t xml:space="preserve">[¶5] Appellants do not agree to reliable-electronic-means argument in this case. The Appellants include five townships, numerous landowners, and other affected parties challenging orders of the Public Service Commission concerning a proposed 345 kV transmission line. The appeal presents public-law issues concerning the relationship between N.D.C.C. ch. 49-⁠03 and N.D.C.C. ch. 49-⁠22, the authority of the Commission, and the treatment of local governmental and landowner interests in a major transmission-line proceeding.</w:t>
       </w:r>
     </w:p>
     <w:p>
@@ -1641,9 +1625,7 @@
                     <w:t xml:space="preserve"> </w:t>
                   </w:r>
                   <w:r>
-                    <w:t xml:space="preserve">255</w:t>
-                    <w:noBreakHyphen/>
-                    <w:t xml:space="preserve">2010</w:t>
+                    <w:t xml:space="preserve">255-⁠2010</w:t>
                   </w:r>
                 </w:p>
                 <w:p>
@@ -1866,9 +1848,7 @@
                     <w:t xml:space="preserve"> </w:t>
                   </w:r>
                   <w:r>
-                    <w:t xml:space="preserve">573</w:t>
-                    <w:noBreakHyphen/>
-                    <w:t xml:space="preserve">3669</w:t>
+                    <w:t xml:space="preserve">573-⁠3669</w:t>
                   </w:r>
                 </w:p>
                 <w:p>
@@ -2625,7 +2605,7 @@
     <w:qFormat/>
     <w:pPr>
       <w:keepLines/>
-      <w:spacing w:before="0" w:after="140" w:line="552" w:lineRule="exact"/>
+      <w:spacing w:before="46" w:after="140" w:line="552" w:lineRule="exact"/>
     </w:pPr>
     <w:rPr>
       <w:sz w:val="24"/>
